--- a/docs/HouseCheck-PRD-v2.docx
+++ b/docs/HouseCheck-PRD-v2.docx
@@ -3471,41 +3471,71 @@
         <w:rPr>
           <w:b/>
         </w:rPr>
-        <w:t>The coverage ceiling is architectural.</w:t>
-      </w:r>
-      <w:r>
-        <w:rPr/>
-        <w:t xml:space="preserve"> A database baked into the image is free to serve and impossible to grow. At roughly 40,000 buildings the artifact exceeds the 256 MB machine. Adding violation descriptions multiplies the artifact by about </w:t>
+        <w:t>The coverage ceiling is smaller than it first appeared.</w:t>
+      </w:r>
+      <w:r>
+        <w:rPr/>
+        <w:t xml:space="preserve"> An earlier estimate put the ceiling at ~14,500 buildings once violation descriptions were added, implying citywide coverage required replacing the storage design. That assumed raw text. Measured: descriptions compress </w:t>
       </w:r>
       <w:r>
         <w:rPr>
           <w:b/>
         </w:rPr>
-        <w:t>3.4×</w:t>
-      </w:r>
-      <w:r>
-        <w:rPr/>
-        <w:t xml:space="preserve">, moving that ceiling to approximately </w:t>
+        <w:t>9.9×</w:t>
+      </w:r>
+      <w:r>
+        <w:rPr/>
+        <w:t xml:space="preserve"> (statute-templated), only </w:t>
       </w:r>
       <w:r>
         <w:rPr>
           <w:b/>
         </w:rPr>
-        <w:t>14,500 buildings</w:t>
-      </w:r>
-      <w:r>
-        <w:rPr/>
-        <w:t xml:space="preserve"> (derived from a measured field size; one real ingest confirms it). </w:t>
+        <w:t>25.6%</w:t>
+      </w:r>
+      <w:r>
+        <w:rPr/>
+        <w:t xml:space="preserve"> of the 11.2M citywide violations are open (2,858,719), and storage costs </w:t>
       </w:r>
       <w:r>
         <w:rPr>
           <w:b/>
         </w:rPr>
-        <w:t>Citywide coverage of ~180,000 buildings therefore requires replacing the storage design, and that decision trades away the "no DB server to breach" property.</w:t>
-      </w:r>
-      <w:r>
-        <w:rPr/>
-        <w:t xml:space="preserve"> This is the single largest open architectural question for v2.</w:t>
+        <w:t>48 bytes per violation row</w:t>
+      </w:r>
+      <w:r>
+        <w:rPr/>
+        <w:t xml:space="preserve"> in the current artifact. A citywide artifact lands near </w:t>
+      </w:r>
+      <w:r>
+        <w:rPr>
+          <w:b/>
+        </w:rPr>
+        <w:t>240 MB compressed</w:t>
+      </w:r>
+      <w:r>
+        <w:rPr/>
+        <w:t xml:space="preserve"> against ~690 MB raw — so the read-only baked-artifact design </w:t>
+      </w:r>
+      <w:r>
+        <w:rPr>
+          <w:b/>
+        </w:rPr>
+        <w:t>survives</w:t>
+      </w:r>
+      <w:r>
+        <w:rPr/>
+        <w:t xml:space="preserve">, on a 512 MB machine at roughly $3–4/month, keeping the "no DB server to breach" property. Full working and the rejected alternatives in </w:t>
+      </w:r>
+      <w:r>
+        <w:rPr>
+          <w:rStyle w:val="SourceText"/>
+        </w:rPr>
+        <w:t>docs/design/database-layer.md</w:t>
+      </w:r>
+      <w:r>
+        <w:rPr/>
+        <w:t>. Escape hatch if it ever passes ~800 MB: SQLite over HTTP range reads from object storage, not Postgres.</w:t>
       </w:r>
     </w:p>
     <w:p>

--- a/docs/HouseCheck-PRD-v2.docx
+++ b/docs/HouseCheck-PRD-v2.docx
@@ -3481,11 +3481,11 @@
         <w:rPr>
           <w:b/>
         </w:rPr>
-        <w:t>9.9×</w:t>
-      </w:r>
-      <w:r>
-        <w:rPr/>
-        <w:t xml:space="preserve"> (statute-templated), only </w:t>
+        <w:t>6.6×</w:t>
+      </w:r>
+      <w:r>
+        <w:rPr/>
+        <w:t xml:space="preserve"> when stored in blocks of ~128 rows (statute-templated; per-row compression manages only 1.3×), only </w:t>
       </w:r>
       <w:r>
         <w:rPr>
@@ -3511,11 +3511,11 @@
         <w:rPr>
           <w:b/>
         </w:rPr>
-        <w:t>240 MB compressed</w:t>
-      </w:r>
-      <w:r>
-        <w:rPr/>
-        <w:t xml:space="preserve"> against ~690 MB raw — so the read-only baked-artifact design </w:t>
+        <w:t>266 MB</w:t>
+      </w:r>
+      <w:r>
+        <w:rPr/>
+        <w:t xml:space="preserve"> block-compressed against ~690 MB raw — so the read-only baked-artifact design </w:t>
       </w:r>
       <w:r>
         <w:rPr>
